--- a/Projeto Final - Artefatos/I2A2_Agentes_Inteligentes_Projeto_Final_MetaMind_AI_Agents.docx
+++ b/Projeto Final - Artefatos/I2A2_Agentes_Inteligentes_Projeto_Final_MetaMind_AI_Agents.docx
@@ -4142,7 +4142,7 @@
           <w:r>
             <w:fldChar w:fldCharType="separate"/>
           </w:r>
-          <w:hyperlink w:anchor="_Toc211366503" w:history="1">
+          <w:hyperlink w:anchor="_Toc212573061" w:history="1">
             <w:r>
               <w:rPr>
                 <w:rStyle w:val="Hyperlink"/>
@@ -4169,7 +4169,7 @@
                 <w:noProof/>
                 <w:webHidden/>
               </w:rPr>
-              <w:instrText xml:space="preserve"> PAGEREF _Toc211366503 \h </w:instrText>
+              <w:instrText xml:space="preserve"> PAGEREF _Toc212573061 \h </w:instrText>
             </w:r>
             <w:r>
               <w:rPr>
@@ -4214,13 +4214,13 @@
               <w:lang w:eastAsia="pt-BR"/>
             </w:rPr>
           </w:pPr>
-          <w:hyperlink w:anchor="_Toc211366504" w:history="1">
+          <w:hyperlink w:anchor="_Toc212573062" w:history="1">
             <w:r>
               <w:rPr>
                 <w:rStyle w:val="Hyperlink"/>
                 <w:noProof/>
               </w:rPr>
-              <w:t>PENDÊNCIAS – 09-10-2025</w:t>
+              <w:t>Link de acesso ao Github</w:t>
             </w:r>
             <w:r>
               <w:rPr>
@@ -4241,7 +4241,7 @@
                 <w:noProof/>
                 <w:webHidden/>
               </w:rPr>
-              <w:instrText xml:space="preserve"> PAGEREF _Toc211366504 \h </w:instrText>
+              <w:instrText xml:space="preserve"> PAGEREF _Toc212573062 \h </w:instrText>
             </w:r>
             <w:r>
               <w:rPr>
@@ -4286,13 +4286,13 @@
               <w:lang w:eastAsia="pt-BR"/>
             </w:rPr>
           </w:pPr>
-          <w:hyperlink w:anchor="_Toc211366505" w:history="1">
+          <w:hyperlink w:anchor="_Toc212573063" w:history="1">
             <w:r>
               <w:rPr>
                 <w:rStyle w:val="Hyperlink"/>
                 <w:noProof/>
               </w:rPr>
-              <w:t>Link de acesso ao Github</w:t>
+              <w:t>Descrição do Tema Escolhido</w:t>
             </w:r>
             <w:r>
               <w:rPr>
@@ -4313,7 +4313,7 @@
                 <w:noProof/>
                 <w:webHidden/>
               </w:rPr>
-              <w:instrText xml:space="preserve"> PAGEREF _Toc211366505 \h </w:instrText>
+              <w:instrText xml:space="preserve"> PAGEREF _Toc212573063 \h </w:instrText>
             </w:r>
             <w:r>
               <w:rPr>
@@ -4358,13 +4358,13 @@
               <w:lang w:eastAsia="pt-BR"/>
             </w:rPr>
           </w:pPr>
-          <w:hyperlink w:anchor="_Toc211366506" w:history="1">
+          <w:hyperlink w:anchor="_Toc212573064" w:history="1">
             <w:r>
               <w:rPr>
                 <w:rStyle w:val="Hyperlink"/>
                 <w:noProof/>
               </w:rPr>
-              <w:t>Descrição do Tema Escolhido</w:t>
+              <w:t>Público Alvo</w:t>
             </w:r>
             <w:r>
               <w:rPr>
@@ -4385,7 +4385,7 @@
                 <w:noProof/>
                 <w:webHidden/>
               </w:rPr>
-              <w:instrText xml:space="preserve"> PAGEREF _Toc211366506 \h </w:instrText>
+              <w:instrText xml:space="preserve"> PAGEREF _Toc212573064 \h </w:instrText>
             </w:r>
             <w:r>
               <w:rPr>
@@ -4430,13 +4430,13 @@
               <w:lang w:eastAsia="pt-BR"/>
             </w:rPr>
           </w:pPr>
-          <w:hyperlink w:anchor="_Toc211366507" w:history="1">
+          <w:hyperlink w:anchor="_Toc212573065" w:history="1">
             <w:r>
               <w:rPr>
                 <w:rStyle w:val="Hyperlink"/>
                 <w:noProof/>
               </w:rPr>
-              <w:t>Público Alvo</w:t>
+              <w:t>Justificativa do Tema Escolhido</w:t>
             </w:r>
             <w:r>
               <w:rPr>
@@ -4457,7 +4457,7 @@
                 <w:noProof/>
                 <w:webHidden/>
               </w:rPr>
-              <w:instrText xml:space="preserve"> PAGEREF _Toc211366507 \h </w:instrText>
+              <w:instrText xml:space="preserve"> PAGEREF _Toc212573065 \h </w:instrText>
             </w:r>
             <w:r>
               <w:rPr>
@@ -4502,13 +4502,13 @@
               <w:lang w:eastAsia="pt-BR"/>
             </w:rPr>
           </w:pPr>
-          <w:hyperlink w:anchor="_Toc211366508" w:history="1">
+          <w:hyperlink w:anchor="_Toc212573066" w:history="1">
             <w:r>
               <w:rPr>
                 <w:rStyle w:val="Hyperlink"/>
                 <w:noProof/>
               </w:rPr>
-              <w:t>Justificativa do Tema Escolhido</w:t>
+              <w:t>Detalhamento do Agente</w:t>
             </w:r>
             <w:r>
               <w:rPr>
@@ -4529,7 +4529,7 @@
                 <w:noProof/>
                 <w:webHidden/>
               </w:rPr>
-              <w:instrText xml:space="preserve"> PAGEREF _Toc211366508 \h </w:instrText>
+              <w:instrText xml:space="preserve"> PAGEREF _Toc212573066 \h </w:instrText>
             </w:r>
             <w:r>
               <w:rPr>
@@ -4574,79 +4574,7 @@
               <w:lang w:eastAsia="pt-BR"/>
             </w:rPr>
           </w:pPr>
-          <w:hyperlink w:anchor="_Toc211366509" w:history="1">
-            <w:r>
-              <w:rPr>
-                <w:rStyle w:val="Hyperlink"/>
-                <w:noProof/>
-              </w:rPr>
-              <w:t>Detalhamento do Agente</w:t>
-            </w:r>
-            <w:r>
-              <w:rPr>
-                <w:noProof/>
-                <w:webHidden/>
-              </w:rPr>
-              <w:tab/>
-            </w:r>
-            <w:r>
-              <w:rPr>
-                <w:noProof/>
-                <w:webHidden/>
-              </w:rPr>
-              <w:fldChar w:fldCharType="begin"/>
-            </w:r>
-            <w:r>
-              <w:rPr>
-                <w:noProof/>
-                <w:webHidden/>
-              </w:rPr>
-              <w:instrText xml:space="preserve"> PAGEREF _Toc211366509 \h </w:instrText>
-            </w:r>
-            <w:r>
-              <w:rPr>
-                <w:noProof/>
-                <w:webHidden/>
-              </w:rPr>
-            </w:r>
-            <w:r>
-              <w:rPr>
-                <w:noProof/>
-                <w:webHidden/>
-              </w:rPr>
-              <w:fldChar w:fldCharType="separate"/>
-            </w:r>
-            <w:r>
-              <w:rPr>
-                <w:noProof/>
-                <w:webHidden/>
-              </w:rPr>
-              <w:t>3</w:t>
-            </w:r>
-            <w:r>
-              <w:rPr>
-                <w:noProof/>
-                <w:webHidden/>
-              </w:rPr>
-              <w:fldChar w:fldCharType="end"/>
-            </w:r>
-          </w:hyperlink>
-        </w:p>
-        <w:p>
-          <w:pPr>
-            <w:pStyle w:val="Sumrio2"/>
-            <w:tabs>
-              <w:tab w:val="right" w:leader="dot" w:pos="8494"/>
-            </w:tabs>
-            <w:rPr>
-              <w:rFonts w:eastAsiaTheme="minorEastAsia"/>
-              <w:noProof/>
-              <w:sz w:val="24"/>
-              <w:szCs w:val="24"/>
-              <w:lang w:eastAsia="pt-BR"/>
-            </w:rPr>
-          </w:pPr>
-          <w:hyperlink w:anchor="_Toc211366510" w:history="1">
+          <w:hyperlink w:anchor="_Toc212573067" w:history="1">
             <w:r>
               <w:rPr>
                 <w:rStyle w:val="Hyperlink"/>
@@ -4673,7 +4601,7 @@
                 <w:noProof/>
                 <w:webHidden/>
               </w:rPr>
-              <w:instrText xml:space="preserve"> PAGEREF _Toc211366510 \h </w:instrText>
+              <w:instrText xml:space="preserve"> PAGEREF _Toc212573067 \h </w:instrText>
             </w:r>
             <w:r>
               <w:rPr>
@@ -4718,7 +4646,7 @@
               <w:lang w:eastAsia="pt-BR"/>
             </w:rPr>
           </w:pPr>
-          <w:hyperlink w:anchor="_Toc211366511" w:history="1">
+          <w:hyperlink w:anchor="_Toc212573068" w:history="1">
             <w:r>
               <w:rPr>
                 <w:rStyle w:val="Hyperlink"/>
@@ -4745,7 +4673,7 @@
                 <w:noProof/>
                 <w:webHidden/>
               </w:rPr>
-              <w:instrText xml:space="preserve"> PAGEREF _Toc211366511 \h </w:instrText>
+              <w:instrText xml:space="preserve"> PAGEREF _Toc212573068 \h </w:instrText>
             </w:r>
             <w:r>
               <w:rPr>
@@ -4808,7 +4736,7 @@
       <w:pPr>
         <w:pStyle w:val="Ttulo2"/>
       </w:pPr>
-      <w:bookmarkStart w:id="0" w:name="_Toc211366503"/>
+      <w:bookmarkStart w:id="0" w:name="_Toc212573061"/>
       <w:r>
         <w:lastRenderedPageBreak/>
         <w:t>Grupo e participantes</w:t>
@@ -5052,402 +4980,30 @@
     </w:p>
     <w:p>
       <w:pPr>
+        <w:spacing w:after="0"/>
+        <w:jc w:val="both"/>
+        <w:rPr>
+          <w:rFonts w:cstheme="minorHAnsi"/>
+          <w:sz w:val="24"/>
+          <w:szCs w:val="24"/>
+          <w:lang w:val="es-ES"/>
+        </w:rPr>
+      </w:pPr>
+    </w:p>
+    <w:p>
+      <w:pPr>
         <w:pStyle w:val="Ttulo2"/>
         <w:spacing w:before="0" w:after="0"/>
         <w:rPr>
-          <w:lang w:val="es-ES"/>
-        </w:rPr>
-      </w:pPr>
-    </w:p>
-    <w:p>
-      <w:pPr>
-        <w:pStyle w:val="Ttulo2"/>
-        <w:spacing w:before="0" w:after="0"/>
-      </w:pPr>
-      <w:bookmarkStart w:id="1" w:name="_Toc211366504"/>
-      <w:r>
-        <w:t xml:space="preserve">PENDÊNCIAS – </w:t>
-      </w:r>
-      <w:r>
-        <w:t>14</w:t>
-      </w:r>
-      <w:r>
-        <w:t>-10-2025</w:t>
-      </w:r>
-      <w:bookmarkEnd w:id="1"/>
-    </w:p>
-    <w:p>
-      <w:pPr>
-        <w:spacing w:after="0"/>
-        <w:jc w:val="both"/>
-        <w:rPr>
-          <w:rFonts w:cstheme="minorHAnsi"/>
-          <w:sz w:val="24"/>
-          <w:szCs w:val="24"/>
-        </w:rPr>
-      </w:pPr>
-      <w:r>
-        <w:rPr>
-          <w:rFonts w:cstheme="minorHAnsi"/>
-          <w:sz w:val="24"/>
-          <w:szCs w:val="24"/>
-        </w:rPr>
-        <w:t>Finalizar o relatório do projeto</w:t>
-      </w:r>
-      <w:r>
-        <w:rPr>
-          <w:rFonts w:cstheme="minorHAnsi"/>
-          <w:sz w:val="24"/>
-          <w:szCs w:val="24"/>
-        </w:rPr>
-        <w:t xml:space="preserve"> </w:t>
-      </w:r>
-      <w:r>
-        <w:rPr>
-          <w:rFonts w:cstheme="minorHAnsi"/>
-          <w:sz w:val="24"/>
-          <w:szCs w:val="24"/>
-          <w:highlight w:val="green"/>
-        </w:rPr>
-        <w:t xml:space="preserve">– </w:t>
-      </w:r>
-      <w:r>
-        <w:rPr>
-          <w:rFonts w:cstheme="minorHAnsi"/>
-          <w:sz w:val="24"/>
-          <w:szCs w:val="24"/>
-          <w:highlight w:val="green"/>
-        </w:rPr>
-        <w:t>CONCLUÍDO</w:t>
-      </w:r>
-    </w:p>
-    <w:p>
-      <w:pPr>
-        <w:spacing w:after="0"/>
-        <w:jc w:val="both"/>
-        <w:rPr>
-          <w:rFonts w:cstheme="minorHAnsi"/>
-          <w:sz w:val="24"/>
-          <w:szCs w:val="24"/>
-        </w:rPr>
-      </w:pPr>
-      <w:r>
-        <w:rPr>
-          <w:rFonts w:cstheme="minorHAnsi"/>
-          <w:sz w:val="24"/>
-          <w:szCs w:val="24"/>
-        </w:rPr>
-        <w:t xml:space="preserve">Rever a apresentação do PPT – </w:t>
-      </w:r>
-      <w:proofErr w:type="spellStart"/>
-      <w:r>
-        <w:rPr>
-          <w:rFonts w:cstheme="minorHAnsi"/>
-          <w:sz w:val="24"/>
-          <w:szCs w:val="24"/>
-        </w:rPr>
-        <w:t>picth</w:t>
-      </w:r>
-      <w:proofErr w:type="spellEnd"/>
-      <w:r>
-        <w:rPr>
-          <w:rFonts w:cstheme="minorHAnsi"/>
-          <w:sz w:val="24"/>
-          <w:szCs w:val="24"/>
-        </w:rPr>
-        <w:t xml:space="preserve"> deck</w:t>
-      </w:r>
-      <w:r>
-        <w:rPr>
-          <w:rFonts w:cstheme="minorHAnsi"/>
-          <w:sz w:val="24"/>
-          <w:szCs w:val="24"/>
-        </w:rPr>
-        <w:t xml:space="preserve"> </w:t>
-      </w:r>
-      <w:r>
-        <w:rPr>
-          <w:rFonts w:cstheme="minorHAnsi"/>
-          <w:sz w:val="24"/>
-          <w:szCs w:val="24"/>
-          <w:highlight w:val="green"/>
-        </w:rPr>
-        <w:t>– CONCLUÍDO</w:t>
-      </w:r>
-    </w:p>
-    <w:p>
-      <w:pPr>
-        <w:spacing w:after="0"/>
-        <w:jc w:val="both"/>
-        <w:rPr>
-          <w:rFonts w:cstheme="minorHAnsi"/>
-          <w:color w:val="EE0000"/>
-          <w:sz w:val="24"/>
-          <w:szCs w:val="24"/>
-        </w:rPr>
-      </w:pPr>
-      <w:r>
-        <w:rPr>
-          <w:rFonts w:cstheme="minorHAnsi"/>
-          <w:color w:val="EE0000"/>
-          <w:sz w:val="24"/>
-          <w:szCs w:val="24"/>
-        </w:rPr>
-        <w:t>Elaborar o vídeo de apresentação para a banca examinadora</w:t>
-      </w:r>
-      <w:r>
-        <w:rPr>
-          <w:rFonts w:cstheme="minorHAnsi"/>
-          <w:color w:val="EE0000"/>
-          <w:sz w:val="24"/>
-          <w:szCs w:val="24"/>
-        </w:rPr>
-        <w:t xml:space="preserve"> – duração máxima de 5min</w:t>
-      </w:r>
-    </w:p>
-    <w:p>
-      <w:pPr>
-        <w:spacing w:after="0"/>
-        <w:jc w:val="both"/>
-        <w:rPr>
-          <w:rFonts w:cstheme="minorHAnsi"/>
-          <w:color w:val="EE0000"/>
-          <w:sz w:val="24"/>
-          <w:szCs w:val="24"/>
-        </w:rPr>
-      </w:pPr>
-      <w:r>
-        <w:rPr>
-          <w:rFonts w:cstheme="minorHAnsi"/>
-          <w:color w:val="EE0000"/>
-          <w:sz w:val="24"/>
-          <w:szCs w:val="24"/>
-        </w:rPr>
-        <w:t xml:space="preserve">Nome do Vídeo </w:t>
-      </w:r>
-      <w:r>
-        <w:rPr>
-          <w:rFonts w:cstheme="minorHAnsi"/>
-          <w:b/>
-          <w:bCs/>
-          <w:color w:val="EE0000"/>
-          <w:sz w:val="24"/>
-          <w:szCs w:val="24"/>
-        </w:rPr>
-        <w:t>I2A2_Agentes</w:t>
-      </w:r>
-      <w:proofErr w:type="gramStart"/>
-      <w:r>
-        <w:rPr>
-          <w:rFonts w:cstheme="minorHAnsi"/>
-          <w:b/>
-          <w:bCs/>
-          <w:color w:val="EE0000"/>
-          <w:sz w:val="24"/>
-          <w:szCs w:val="24"/>
-        </w:rPr>
-        <w:t>_Inteligentes</w:t>
-      </w:r>
-      <w:proofErr w:type="gramEnd"/>
-      <w:r>
-        <w:rPr>
-          <w:rFonts w:cstheme="minorHAnsi"/>
-          <w:b/>
-          <w:bCs/>
-          <w:color w:val="EE0000"/>
-          <w:sz w:val="24"/>
-          <w:szCs w:val="24"/>
-        </w:rPr>
-        <w:t>_Projeto</w:t>
-      </w:r>
-      <w:proofErr w:type="gramStart"/>
-      <w:r>
-        <w:rPr>
-          <w:rFonts w:cstheme="minorHAnsi"/>
-          <w:b/>
-          <w:bCs/>
-          <w:color w:val="EE0000"/>
-          <w:sz w:val="24"/>
-          <w:szCs w:val="24"/>
-        </w:rPr>
-        <w:t>_Final</w:t>
-      </w:r>
-      <w:proofErr w:type="gramEnd"/>
-      <w:r>
-        <w:rPr>
-          <w:rFonts w:cstheme="minorHAnsi"/>
-          <w:b/>
-          <w:bCs/>
-          <w:color w:val="EE0000"/>
-          <w:sz w:val="24"/>
-          <w:szCs w:val="24"/>
-        </w:rPr>
-        <w:t>_MetaMind_AI_Agents</w:t>
-      </w:r>
-    </w:p>
-    <w:p>
-      <w:pPr>
-        <w:spacing w:after="0"/>
-        <w:jc w:val="both"/>
-        <w:rPr>
-          <w:rFonts w:cstheme="minorHAnsi"/>
-          <w:sz w:val="24"/>
-          <w:szCs w:val="24"/>
-        </w:rPr>
-      </w:pPr>
-      <w:r>
-        <w:rPr>
-          <w:rFonts w:cstheme="minorHAnsi"/>
-          <w:sz w:val="24"/>
-          <w:szCs w:val="24"/>
-        </w:rPr>
-        <w:t xml:space="preserve">Criar a pasta do projeto no nosso </w:t>
-      </w:r>
-      <w:proofErr w:type="spellStart"/>
-      <w:r>
-        <w:rPr>
-          <w:rFonts w:cstheme="minorHAnsi"/>
-          <w:sz w:val="24"/>
-          <w:szCs w:val="24"/>
-        </w:rPr>
-        <w:t>Git</w:t>
-      </w:r>
-      <w:proofErr w:type="spellEnd"/>
-      <w:r>
-        <w:rPr>
-          <w:rFonts w:cstheme="minorHAnsi"/>
-          <w:sz w:val="24"/>
-          <w:szCs w:val="24"/>
-        </w:rPr>
-        <w:t xml:space="preserve"> (</w:t>
-      </w:r>
-      <w:r>
-        <w:rPr>
-          <w:rFonts w:cstheme="minorHAnsi"/>
-          <w:b/>
-          <w:bCs/>
-          <w:sz w:val="24"/>
-          <w:szCs w:val="24"/>
-        </w:rPr>
-        <w:t>Projeto Final – Artefatos</w:t>
-      </w:r>
-      <w:r>
-        <w:rPr>
-          <w:rFonts w:cstheme="minorHAnsi"/>
-          <w:sz w:val="24"/>
-          <w:szCs w:val="24"/>
-        </w:rPr>
-        <w:t>)</w:t>
-      </w:r>
-      <w:r>
-        <w:rPr>
-          <w:rFonts w:cstheme="minorHAnsi"/>
-          <w:sz w:val="24"/>
-          <w:szCs w:val="24"/>
-        </w:rPr>
-        <w:t xml:space="preserve"> </w:t>
-      </w:r>
-      <w:r>
-        <w:rPr>
-          <w:rFonts w:cstheme="minorHAnsi"/>
-          <w:sz w:val="24"/>
-          <w:szCs w:val="24"/>
-          <w:highlight w:val="green"/>
-        </w:rPr>
-        <w:t>– CONCLUÍDO</w:t>
-      </w:r>
-    </w:p>
-    <w:p>
-      <w:pPr>
-        <w:spacing w:after="0"/>
-        <w:jc w:val="both"/>
-        <w:rPr>
-          <w:rFonts w:cstheme="minorHAnsi"/>
-          <w:sz w:val="24"/>
-          <w:szCs w:val="24"/>
-        </w:rPr>
-      </w:pPr>
-      <w:r>
-        <w:rPr>
-          <w:rFonts w:cstheme="minorHAnsi"/>
-          <w:sz w:val="24"/>
-          <w:szCs w:val="24"/>
-        </w:rPr>
-        <w:t xml:space="preserve">O repositório no </w:t>
-      </w:r>
-      <w:proofErr w:type="spellStart"/>
-      <w:r>
-        <w:rPr>
-          <w:rFonts w:cstheme="minorHAnsi"/>
-          <w:sz w:val="24"/>
-          <w:szCs w:val="24"/>
-        </w:rPr>
-        <w:t>Git</w:t>
-      </w:r>
-      <w:proofErr w:type="spellEnd"/>
-      <w:r>
-        <w:rPr>
-          <w:rFonts w:cstheme="minorHAnsi"/>
-          <w:sz w:val="24"/>
-          <w:szCs w:val="24"/>
-        </w:rPr>
-        <w:t xml:space="preserve"> deve permitir acesso público e em seu readme.md deve-se destacar que o </w:t>
-      </w:r>
-      <w:r>
-        <w:rPr>
-          <w:rFonts w:cstheme="minorHAnsi"/>
-          <w:b/>
-          <w:bCs/>
-          <w:sz w:val="24"/>
-          <w:szCs w:val="24"/>
-        </w:rPr>
-        <w:t>projeto se encontra sob a licença MIT.</w:t>
-      </w:r>
-      <w:r>
-        <w:rPr>
-          <w:rFonts w:cstheme="minorHAnsi"/>
-          <w:b/>
-          <w:bCs/>
-          <w:sz w:val="24"/>
-          <w:szCs w:val="24"/>
-        </w:rPr>
-        <w:t xml:space="preserve"> </w:t>
-      </w:r>
-      <w:r>
-        <w:rPr>
-          <w:rFonts w:cstheme="minorHAnsi"/>
-          <w:sz w:val="24"/>
-          <w:szCs w:val="24"/>
-          <w:highlight w:val="green"/>
-        </w:rPr>
-        <w:t>– CONCLUÍDO</w:t>
-      </w:r>
-    </w:p>
-    <w:p>
-      <w:pPr>
-        <w:spacing w:after="0"/>
-        <w:jc w:val="both"/>
-        <w:rPr>
-          <w:rFonts w:cstheme="minorHAnsi"/>
-          <w:sz w:val="24"/>
-          <w:szCs w:val="24"/>
-        </w:rPr>
-      </w:pPr>
-    </w:p>
-    <w:p>
-      <w:pPr>
-        <w:pStyle w:val="Ttulo2"/>
-        <w:spacing w:before="0" w:after="0"/>
-        <w:rPr>
           <w:sz w:val="36"/>
           <w:szCs w:val="36"/>
         </w:rPr>
       </w:pPr>
-      <w:bookmarkStart w:id="2" w:name="_Toc211366505"/>
+      <w:bookmarkStart w:id="1" w:name="_Toc212573062"/>
       <w:r>
         <w:t>Link de acesso ao Github</w:t>
       </w:r>
-      <w:bookmarkEnd w:id="2"/>
+      <w:bookmarkEnd w:id="1"/>
     </w:p>
     <w:p>
       <w:pPr>
@@ -5488,11 +5044,11 @@
         <w:pStyle w:val="Ttulo2"/>
         <w:spacing w:before="0" w:after="0"/>
       </w:pPr>
-      <w:bookmarkStart w:id="3" w:name="_Toc211366506"/>
+      <w:bookmarkStart w:id="2" w:name="_Toc212573063"/>
       <w:r>
         <w:t>Descrição do Tema Escolhido</w:t>
       </w:r>
-      <w:bookmarkEnd w:id="3"/>
+      <w:bookmarkEnd w:id="2"/>
     </w:p>
     <w:p>
       <w:pPr>
@@ -5752,7 +5308,6 @@
           <w:sz w:val="24"/>
           <w:szCs w:val="24"/>
         </w:rPr>
-        <w:lastRenderedPageBreak/>
         <w:t>Como se adaptar às mudanças legais (ex. IVA)</w:t>
       </w:r>
     </w:p>
@@ -5922,9 +5477,70 @@
         <w:pStyle w:val="Ttulo2"/>
         <w:spacing w:before="0" w:after="0"/>
       </w:pPr>
-      <w:bookmarkStart w:id="4" w:name="_Toc211366507"/>
+      <w:bookmarkStart w:id="3" w:name="_Toc212573064"/>
       <w:r>
         <w:t>Público Alvo</w:t>
+      </w:r>
+      <w:bookmarkEnd w:id="3"/>
+    </w:p>
+    <w:p>
+      <w:pPr>
+        <w:spacing w:after="0"/>
+        <w:jc w:val="both"/>
+        <w:rPr>
+          <w:sz w:val="24"/>
+          <w:szCs w:val="24"/>
+        </w:rPr>
+      </w:pPr>
+      <w:r>
+        <w:rPr>
+          <w:sz w:val="24"/>
+          <w:szCs w:val="24"/>
+        </w:rPr>
+        <w:t xml:space="preserve">Colaboradores de empresas que necessitam realizar a prestação de contas para </w:t>
+      </w:r>
+      <w:r>
+        <w:rPr>
+          <w:sz w:val="24"/>
+          <w:szCs w:val="24"/>
+        </w:rPr>
+        <w:t xml:space="preserve">o registro de seus </w:t>
+      </w:r>
+      <w:r>
+        <w:rPr>
+          <w:sz w:val="24"/>
+          <w:szCs w:val="24"/>
+        </w:rPr>
+        <w:t>relatório</w:t>
+      </w:r>
+      <w:r>
+        <w:rPr>
+          <w:sz w:val="24"/>
+          <w:szCs w:val="24"/>
+        </w:rPr>
+        <w:t>s</w:t>
+      </w:r>
+      <w:r>
+        <w:rPr>
+          <w:sz w:val="24"/>
+          <w:szCs w:val="24"/>
+        </w:rPr>
+        <w:t xml:space="preserve"> de reembolso.</w:t>
+      </w:r>
+    </w:p>
+    <w:p>
+      <w:pPr>
+        <w:spacing w:after="0"/>
+      </w:pPr>
+    </w:p>
+    <w:p>
+      <w:pPr>
+        <w:pStyle w:val="Ttulo2"/>
+        <w:spacing w:before="0" w:after="0"/>
+      </w:pPr>
+      <w:bookmarkStart w:id="4" w:name="_Toc212573065"/>
+      <w:r>
+        <w:t>Justificativa do Tema Escolhido</w:t>
       </w:r>
       <w:bookmarkEnd w:id="4"/>
     </w:p>
@@ -5942,56 +5558,46 @@
           <w:sz w:val="24"/>
           <w:szCs w:val="24"/>
         </w:rPr>
-        <w:t xml:space="preserve">Colaboradores de empresas que necessitam realizar a prestação de contas para </w:t>
+        <w:t xml:space="preserve">Otimização do tempo e redução de erros em operações manuais tornando-as automatizadas através da leitura de documentos </w:t>
       </w:r>
       <w:r>
         <w:rPr>
           <w:sz w:val="24"/>
           <w:szCs w:val="24"/>
         </w:rPr>
-        <w:t xml:space="preserve">o registro de seus </w:t>
+        <w:t xml:space="preserve">fiscais </w:t>
       </w:r>
       <w:r>
         <w:rPr>
           <w:sz w:val="24"/>
           <w:szCs w:val="24"/>
         </w:rPr>
-        <w:t>relatório</w:t>
-      </w:r>
-      <w:r>
+        <w:t>e inserção de dados com o uso de IA.</w:t>
+      </w:r>
+    </w:p>
+    <w:p>
+      <w:pPr>
+        <w:spacing w:after="0"/>
+        <w:jc w:val="both"/>
         <w:rPr>
           <w:sz w:val="24"/>
           <w:szCs w:val="24"/>
         </w:rPr>
-        <w:t>s</w:t>
-      </w:r>
-      <w:r>
-        <w:rPr>
-          <w:sz w:val="24"/>
-          <w:szCs w:val="24"/>
-        </w:rPr>
-        <w:t xml:space="preserve"> de reembolso.</w:t>
-      </w:r>
+      </w:pPr>
     </w:p>
     <w:p>
       <w:pPr>
-        <w:spacing w:after="0"/>
-      </w:pPr>
-    </w:p>
-    <w:p>
-      <w:pPr>
         <w:pStyle w:val="Ttulo2"/>
         <w:spacing w:before="0" w:after="0"/>
       </w:pPr>
-      <w:bookmarkStart w:id="5" w:name="_Toc211366508"/>
-      <w:r>
-        <w:t>Justificativa do Tema Escolhido</w:t>
+      <w:bookmarkStart w:id="5" w:name="_Toc212573066"/>
+      <w:r>
+        <w:t>Detalhamento do Agente</w:t>
       </w:r>
       <w:bookmarkEnd w:id="5"/>
     </w:p>
     <w:p>
       <w:pPr>
-        <w:spacing w:after="0"/>
         <w:jc w:val="both"/>
         <w:rPr>
           <w:sz w:val="24"/>
@@ -6003,171 +5609,119 @@
           <w:sz w:val="24"/>
           <w:szCs w:val="24"/>
         </w:rPr>
-        <w:t xml:space="preserve">Otimização do tempo e redução de erros em operações manuais tornando-as automatizadas através da leitura de documentos </w:t>
-      </w:r>
+        <w:t xml:space="preserve">Desenvolver uma API (Python) integrada com IA tendo um </w:t>
+      </w:r>
+      <w:proofErr w:type="spellStart"/>
       <w:r>
         <w:rPr>
           <w:sz w:val="24"/>
           <w:szCs w:val="24"/>
         </w:rPr>
-        <w:t xml:space="preserve">fiscais </w:t>
-      </w:r>
+        <w:t>endpoint</w:t>
+      </w:r>
+      <w:proofErr w:type="spellEnd"/>
       <w:r>
         <w:rPr>
           <w:sz w:val="24"/>
           <w:szCs w:val="24"/>
         </w:rPr>
-        <w:t>e inserção de dados com o uso de IA.</w:t>
+        <w:t xml:space="preserve"> que receberá a imagem de uma nota fiscal e acionará um agente de IA para a extração e identificação dos dados persistindo-os em uma base de dados, juntamente com um segundo </w:t>
+      </w:r>
+      <w:proofErr w:type="spellStart"/>
+      <w:r>
+        <w:rPr>
+          <w:sz w:val="24"/>
+          <w:szCs w:val="24"/>
+        </w:rPr>
+        <w:t>endpoint</w:t>
+      </w:r>
+      <w:proofErr w:type="spellEnd"/>
+      <w:r>
+        <w:rPr>
+          <w:sz w:val="24"/>
+          <w:szCs w:val="24"/>
+        </w:rPr>
+        <w:t xml:space="preserve"> para consulta das mesmas.</w:t>
       </w:r>
     </w:p>
     <w:p>
       <w:pPr>
-        <w:spacing w:after="0"/>
-        <w:jc w:val="both"/>
-        <w:rPr>
-          <w:sz w:val="24"/>
-          <w:szCs w:val="24"/>
-        </w:rPr>
-      </w:pPr>
+        <w:spacing w:before="240" w:after="240"/>
+      </w:pPr>
+      <w:r>
+        <w:t xml:space="preserve">Este documento técnico apresenta a arquitetura e os principais fluxos da API METAMIND, uma solução robusta para extração inteligente de dados de notas fiscais (imagens, </w:t>
+      </w:r>
+      <w:proofErr w:type="spellStart"/>
+      <w:r>
+        <w:t>PDFs</w:t>
+      </w:r>
+      <w:proofErr w:type="spellEnd"/>
+      <w:r>
+        <w:t xml:space="preserve"> e </w:t>
+      </w:r>
+      <w:proofErr w:type="spellStart"/>
+      <w:r>
+        <w:t>XMLs</w:t>
+      </w:r>
+      <w:proofErr w:type="spellEnd"/>
+      <w:r>
+        <w:t>) utilizando modelos de linguagem (</w:t>
+      </w:r>
+      <w:proofErr w:type="spellStart"/>
+      <w:r>
+        <w:t>LLMs</w:t>
+      </w:r>
+      <w:proofErr w:type="spellEnd"/>
+      <w:r>
+        <w:t>) avançados, como Google Gemini e Mistral AI. A API é a espinha dorsal de um sistema que visa automatizar e otimizar o processamento de documentos fiscais, fornecendo dados estruturados para análise e auditoria.</w:t>
+      </w:r>
     </w:p>
     <w:p>
       <w:pPr>
-        <w:pStyle w:val="Ttulo2"/>
-        <w:spacing w:before="0" w:after="0"/>
-      </w:pPr>
-      <w:bookmarkStart w:id="6" w:name="_Toc211366509"/>
-      <w:r>
-        <w:t>Detalhamento do Agente</w:t>
-      </w:r>
-      <w:bookmarkEnd w:id="6"/>
+        <w:spacing w:before="240" w:after="240"/>
+      </w:pPr>
+      <w:r>
+        <w:t xml:space="preserve">O </w:t>
+      </w:r>
+      <w:proofErr w:type="spellStart"/>
+      <w:r>
+        <w:t>frontend</w:t>
+      </w:r>
+      <w:proofErr w:type="spellEnd"/>
+      <w:r>
+        <w:t xml:space="preserve">, desenvolvido em </w:t>
+      </w:r>
+      <w:proofErr w:type="spellStart"/>
+      <w:r>
+        <w:rPr>
+          <w:b/>
+        </w:rPr>
+        <w:t>React</w:t>
+      </w:r>
+      <w:proofErr w:type="spellEnd"/>
+      <w:r>
+        <w:t xml:space="preserve"> e estilizado com </w:t>
+      </w:r>
+      <w:proofErr w:type="spellStart"/>
+      <w:r>
+        <w:rPr>
+          <w:b/>
+        </w:rPr>
+        <w:t>PatternFly</w:t>
+      </w:r>
+      <w:proofErr w:type="spellEnd"/>
+      <w:r>
+        <w:t>, oferece uma interface de usuário intuitiva para interagir com a API, visualizar dados extraídos e gerenciar configurações.</w:t>
+      </w:r>
     </w:p>
     <w:p>
       <w:pPr>
         <w:jc w:val="both"/>
-        <w:rPr>
-          <w:sz w:val="24"/>
-          <w:szCs w:val="24"/>
-        </w:rPr>
-      </w:pPr>
-      <w:r>
-        <w:rPr>
-          <w:sz w:val="24"/>
-          <w:szCs w:val="24"/>
-        </w:rPr>
-        <w:t xml:space="preserve">Desenvolver uma API (Python) integrada com IA tendo um </w:t>
-      </w:r>
-      <w:proofErr w:type="spellStart"/>
-      <w:r>
-        <w:rPr>
-          <w:sz w:val="24"/>
-          <w:szCs w:val="24"/>
-        </w:rPr>
-        <w:t>endpoint</w:t>
-      </w:r>
-      <w:proofErr w:type="spellEnd"/>
-      <w:r>
-        <w:rPr>
-          <w:sz w:val="24"/>
-          <w:szCs w:val="24"/>
-        </w:rPr>
-        <w:t xml:space="preserve"> que receberá a imagem de uma nota fiscal e acionará um agente de IA para a extração e identificação dos dados persistindo-os em uma base de dados, juntamente com um segundo </w:t>
-      </w:r>
-      <w:proofErr w:type="spellStart"/>
-      <w:r>
-        <w:rPr>
-          <w:sz w:val="24"/>
-          <w:szCs w:val="24"/>
-        </w:rPr>
-        <w:t>endpoint</w:t>
-      </w:r>
-      <w:proofErr w:type="spellEnd"/>
-      <w:r>
-        <w:rPr>
-          <w:sz w:val="24"/>
-          <w:szCs w:val="24"/>
-        </w:rPr>
-        <w:t xml:space="preserve"> para consulta das mesmas.</w:t>
-      </w:r>
-    </w:p>
-    <w:p>
-      <w:pPr>
-        <w:spacing w:before="240" w:after="240"/>
-      </w:pPr>
-      <w:r>
-        <w:t xml:space="preserve">Este documento técnico apresenta a arquitetura e os principais fluxos da API METAMIND, uma solução robusta para extração inteligente de dados de notas fiscais (imagens, </w:t>
-      </w:r>
-      <w:proofErr w:type="spellStart"/>
-      <w:r>
-        <w:t>PDFs</w:t>
-      </w:r>
-      <w:proofErr w:type="spellEnd"/>
-      <w:r>
-        <w:t xml:space="preserve"> e </w:t>
-      </w:r>
-      <w:proofErr w:type="spellStart"/>
-      <w:r>
-        <w:t>XMLs</w:t>
-      </w:r>
-      <w:proofErr w:type="spellEnd"/>
-      <w:r>
-        <w:t>) utilizando modelos de linguagem (</w:t>
-      </w:r>
-      <w:proofErr w:type="spellStart"/>
-      <w:r>
-        <w:t>LLMs</w:t>
-      </w:r>
-      <w:proofErr w:type="spellEnd"/>
-      <w:r>
-        <w:t>) avançados, como Google Gemini e Mistral AI. A API é a espinha dorsal de um sistema que visa automatizar e otimizar o processamento de documentos fiscais, fornecendo dados estruturados para análise e auditoria.</w:t>
-      </w:r>
-    </w:p>
-    <w:p>
-      <w:pPr>
-        <w:spacing w:before="240" w:after="240"/>
-      </w:pPr>
-      <w:r>
-        <w:t xml:space="preserve">O </w:t>
-      </w:r>
-      <w:proofErr w:type="spellStart"/>
-      <w:r>
-        <w:t>frontend</w:t>
-      </w:r>
-      <w:proofErr w:type="spellEnd"/>
-      <w:r>
-        <w:t xml:space="preserve">, desenvolvido em </w:t>
-      </w:r>
-      <w:proofErr w:type="spellStart"/>
-      <w:r>
-        <w:rPr>
-          <w:b/>
-        </w:rPr>
-        <w:t>React</w:t>
-      </w:r>
-      <w:proofErr w:type="spellEnd"/>
-      <w:r>
-        <w:t xml:space="preserve"> e estilizado com </w:t>
-      </w:r>
-      <w:proofErr w:type="spellStart"/>
-      <w:r>
-        <w:rPr>
-          <w:b/>
-        </w:rPr>
-        <w:t>PatternFly</w:t>
-      </w:r>
-      <w:proofErr w:type="spellEnd"/>
-      <w:r>
-        <w:t>, oferece uma interface de usuário intuitiva para interagir com a API, visualizar dados extraídos e gerenciar configurações.</w:t>
-      </w:r>
-    </w:p>
-    <w:p>
-      <w:pPr>
-        <w:jc w:val="both"/>
       </w:pPr>
       <w:r>
         <w:rPr>
           <w:noProof/>
         </w:rPr>
-        <w:lastRenderedPageBreak/>
         <w:drawing>
           <wp:anchor distT="0" distB="0" distL="114300" distR="114300" simplePos="0" relativeHeight="251662336" behindDoc="1" locked="0" layoutInCell="1" allowOverlap="1" wp14:anchorId="258313F0" wp14:editId="04408E78">
             <wp:simplePos x="0" y="0"/>
@@ -6676,7 +6230,6 @@
           <w:rFonts w:cstheme="minorHAnsi"/>
           <w:b/>
         </w:rPr>
-        <w:lastRenderedPageBreak/>
         <w:t>Modelos de Linguagem (</w:t>
       </w:r>
       <w:proofErr w:type="spellStart"/>
@@ -6991,10 +6544,10 @@
         </w:rPr>
         <w:t>).</w:t>
       </w:r>
-      <w:bookmarkStart w:id="7" w:name="_4n8qj0tubn1p" w:colFirst="0" w:colLast="0"/>
-      <w:bookmarkStart w:id="8" w:name="_slobtzl8rb8f" w:colFirst="0" w:colLast="0"/>
+      <w:bookmarkStart w:id="6" w:name="_4n8qj0tubn1p" w:colFirst="0" w:colLast="0"/>
+      <w:bookmarkStart w:id="7" w:name="_slobtzl8rb8f" w:colFirst="0" w:colLast="0"/>
+      <w:bookmarkEnd w:id="6"/>
       <w:bookmarkEnd w:id="7"/>
-      <w:bookmarkEnd w:id="8"/>
       <w:r>
         <w:rPr>
           <w:rFonts w:cstheme="minorHAnsi"/>
@@ -7088,8 +6641,8 @@
           <w:szCs w:val="22"/>
         </w:rPr>
       </w:pPr>
-      <w:bookmarkStart w:id="9" w:name="_o2nagdkv9xgz" w:colFirst="0" w:colLast="0"/>
-      <w:bookmarkEnd w:id="9"/>
+      <w:bookmarkStart w:id="8" w:name="_o2nagdkv9xgz" w:colFirst="0" w:colLast="0"/>
+      <w:bookmarkEnd w:id="8"/>
       <w:r>
         <w:rPr>
           <w:rFonts w:cstheme="minorHAnsi"/>
@@ -7253,6 +6806,7 @@
               <w:rPr>
                 <w:rFonts w:eastAsia="Roboto Mono" w:cstheme="minorHAnsi"/>
               </w:rPr>
+              <w:lastRenderedPageBreak/>
               <w:t>file</w:t>
             </w:r>
           </w:p>
@@ -7674,8 +7228,8 @@
           <w:szCs w:val="22"/>
         </w:rPr>
       </w:pPr>
-      <w:bookmarkStart w:id="10" w:name="_sclnz4wljpoc" w:colFirst="0" w:colLast="0"/>
-      <w:bookmarkEnd w:id="10"/>
+      <w:bookmarkStart w:id="9" w:name="_sclnz4wljpoc" w:colFirst="0" w:colLast="0"/>
+      <w:bookmarkEnd w:id="9"/>
       <w:r>
         <w:rPr>
           <w:rFonts w:cstheme="minorHAnsi"/>
@@ -7683,7 +7237,6 @@
           <w:sz w:val="22"/>
           <w:szCs w:val="22"/>
         </w:rPr>
-        <w:lastRenderedPageBreak/>
         <w:t>2. Extração de Dados e Classificação (LLM - Gemini)</w:t>
       </w:r>
     </w:p>
@@ -7761,8 +7314,8 @@
           <w:lang w:val="en-US"/>
         </w:rPr>
       </w:pPr>
-      <w:bookmarkStart w:id="11" w:name="_ftft374xrmb5" w:colFirst="0" w:colLast="0"/>
-      <w:bookmarkEnd w:id="11"/>
+      <w:bookmarkStart w:id="10" w:name="_ftft374xrmb5" w:colFirst="0" w:colLast="0"/>
+      <w:bookmarkEnd w:id="10"/>
       <w:r>
         <w:rPr>
           <w:rFonts w:ascii="Segoe UI Emoji" w:eastAsia="Arial Unicode MS" w:hAnsi="Segoe UI Emoji" w:cs="Segoe UI Emoji"/>
@@ -7933,8 +7486,8 @@
           <w:szCs w:val="22"/>
         </w:rPr>
       </w:pPr>
-      <w:bookmarkStart w:id="12" w:name="_rdqjnjfkjvc" w:colFirst="0" w:colLast="0"/>
-      <w:bookmarkEnd w:id="12"/>
+      <w:bookmarkStart w:id="11" w:name="_rdqjnjfkjvc" w:colFirst="0" w:colLast="0"/>
+      <w:bookmarkEnd w:id="11"/>
       <w:r>
         <w:rPr>
           <w:rFonts w:ascii="Segoe UI Emoji" w:eastAsia="Arial Unicode MS" w:hAnsi="Segoe UI Emoji" w:cs="Segoe UI Emoji"/>
@@ -8118,8 +7671,8 @@
           <w:szCs w:val="22"/>
         </w:rPr>
       </w:pPr>
-      <w:bookmarkStart w:id="13" w:name="_bfs9628oo3hw" w:colFirst="0" w:colLast="0"/>
-      <w:bookmarkEnd w:id="13"/>
+      <w:bookmarkStart w:id="12" w:name="_bfs9628oo3hw" w:colFirst="0" w:colLast="0"/>
+      <w:bookmarkEnd w:id="12"/>
       <w:r>
         <w:rPr>
           <w:rFonts w:ascii="Segoe UI Emoji" w:eastAsia="Arial Unicode MS" w:hAnsi="Segoe UI Emoji" w:cs="Segoe UI Emoji"/>
@@ -8313,8 +7866,8 @@
           <w:szCs w:val="22"/>
         </w:rPr>
       </w:pPr>
-      <w:bookmarkStart w:id="14" w:name="_wz091ywm14ru" w:colFirst="0" w:colLast="0"/>
-      <w:bookmarkEnd w:id="14"/>
+      <w:bookmarkStart w:id="13" w:name="_wz091ywm14ru" w:colFirst="0" w:colLast="0"/>
+      <w:bookmarkEnd w:id="13"/>
       <w:r>
         <w:rPr>
           <w:rFonts w:cstheme="minorHAnsi"/>
@@ -8322,6 +7875,7 @@
           <w:sz w:val="22"/>
           <w:szCs w:val="22"/>
         </w:rPr>
+        <w:lastRenderedPageBreak/>
         <w:t xml:space="preserve">3. Processamento do Resultado e </w:t>
       </w:r>
       <w:proofErr w:type="spellStart"/>
@@ -8702,8 +8256,8 @@
           <w:szCs w:val="22"/>
         </w:rPr>
       </w:pPr>
-      <w:bookmarkStart w:id="15" w:name="_8idjmgnq7luv" w:colFirst="0" w:colLast="0"/>
-      <w:bookmarkEnd w:id="15"/>
+      <w:bookmarkStart w:id="14" w:name="_8idjmgnq7luv" w:colFirst="0" w:colLast="0"/>
+      <w:bookmarkEnd w:id="14"/>
       <w:r>
         <w:rPr>
           <w:rFonts w:cstheme="minorHAnsi"/>
@@ -8748,7 +8302,6 @@
           <w:rFonts w:cstheme="minorHAnsi"/>
           <w:b/>
         </w:rPr>
-        <w:lastRenderedPageBreak/>
         <w:t>Checagem de Duplicidade:</w:t>
       </w:r>
       <w:r>
@@ -9401,6 +8954,7 @@
               <w:rPr>
                 <w:rFonts w:cstheme="minorHAnsi"/>
               </w:rPr>
+              <w:lastRenderedPageBreak/>
               <w:t>Interação com LLM</w:t>
             </w:r>
           </w:p>
@@ -9866,7 +9420,6 @@
               <w:rPr>
                 <w:rFonts w:cstheme="minorHAnsi"/>
               </w:rPr>
-              <w:lastRenderedPageBreak/>
               <w:t>Interação com LLM</w:t>
             </w:r>
           </w:p>
@@ -10470,6 +10023,7 @@
               <w:rPr>
                 <w:rFonts w:cstheme="minorHAnsi"/>
               </w:rPr>
+              <w:lastRenderedPageBreak/>
               <w:t>Crud</w:t>
             </w:r>
             <w:proofErr w:type="spellEnd"/>
@@ -11428,12 +10982,12 @@
         <w:pStyle w:val="Ttulo2"/>
         <w:spacing w:before="0" w:after="0"/>
       </w:pPr>
-      <w:bookmarkStart w:id="16" w:name="_Toc211366510"/>
+      <w:bookmarkStart w:id="15" w:name="_Toc212573067"/>
       <w:r>
         <w:lastRenderedPageBreak/>
         <w:t>Elementos Adicionais: tabelas, gráficos, diagramas</w:t>
       </w:r>
-      <w:bookmarkEnd w:id="16"/>
+      <w:bookmarkEnd w:id="15"/>
     </w:p>
     <w:p>
       <w:pPr>
@@ -11752,12 +11306,12 @@
         <w:pStyle w:val="Ttulo2"/>
         <w:spacing w:before="0" w:after="0"/>
       </w:pPr>
-      <w:bookmarkStart w:id="17" w:name="_Toc211366511"/>
+      <w:bookmarkStart w:id="16" w:name="_Toc212573068"/>
       <w:r>
         <w:lastRenderedPageBreak/>
         <w:t>Anexos</w:t>
       </w:r>
-      <w:bookmarkEnd w:id="17"/>
+      <w:bookmarkEnd w:id="16"/>
     </w:p>
     <w:p>
       <w:pPr>

--- a/Projeto Final - Artefatos/I2A2_Agentes_Inteligentes_Projeto_Final_MetaMind_AI_Agents.docx
+++ b/Projeto Final - Artefatos/I2A2_Agentes_Inteligentes_Projeto_Final_MetaMind_AI_Agents.docx
@@ -4062,6 +4062,15 @@
                 </w:pict>
               </mc:Fallback>
             </mc:AlternateContent>
+          </w:r>
+          <w:r>
+            <w:rPr>
+              <w:rFonts w:eastAsiaTheme="minorHAnsi"/>
+              <w:kern w:val="2"/>
+              <w:lang w:eastAsia="en-US"/>
+              <w14:ligatures w14:val="standardContextual"/>
+            </w:rPr>
+            <w:t xml:space="preserve"> </w:t>
           </w:r>
         </w:p>
         <w:p>
@@ -10626,7 +10635,23 @@
           <w:rFonts w:cstheme="minorHAnsi"/>
           <w:lang w:val="en-US"/>
         </w:rPr>
-        <w:t xml:space="preserve"> de front-end em React </w:t>
+        <w:t xml:space="preserve"> de front-end </w:t>
+      </w:r>
+      <w:proofErr w:type="spellStart"/>
+      <w:r>
+        <w:rPr>
+          <w:rFonts w:cstheme="minorHAnsi"/>
+          <w:lang w:val="en-US"/>
+        </w:rPr>
+        <w:t>em</w:t>
+      </w:r>
+      <w:proofErr w:type="spellEnd"/>
+      <w:r>
+        <w:rPr>
+          <w:rFonts w:cstheme="minorHAnsi"/>
+          <w:lang w:val="en-US"/>
+        </w:rPr>
+        <w:t xml:space="preserve"> React </w:t>
       </w:r>
       <w:proofErr w:type="spellStart"/>
       <w:r>
